--- a/Semester_8/IIS-statistics.docx
+++ b/Semester_8/IIS-statistics.docx
@@ -4,6 +4,9 @@
   <w:body>
     <w:p>
       <w:r>
+        <w:rPr>
+          <w:noProof/>
+        </w:rPr>
         <w:drawing>
           <wp:inline distT="0" distB="0" distL="0" distR="0" wp14:anchorId="5FCE145B" wp14:editId="44717541">
             <wp:extent cx="5940425" cy="2738120"/>
@@ -44,6 +47,9 @@
     <w:p/>
     <w:p>
       <w:r>
+        <w:rPr>
+          <w:noProof/>
+        </w:rPr>
         <w:drawing>
           <wp:inline distT="0" distB="0" distL="0" distR="0" wp14:anchorId="0A70C0DB" wp14:editId="288531CB">
             <wp:extent cx="5940425" cy="2713355"/>
@@ -84,6 +90,9 @@
     <w:p/>
     <w:p>
       <w:r>
+        <w:rPr>
+          <w:noProof/>
+        </w:rPr>
         <w:drawing>
           <wp:inline distT="0" distB="0" distL="0" distR="0" wp14:anchorId="5C57C5CC" wp14:editId="579258B2">
             <wp:extent cx="5940425" cy="2728595"/>
@@ -124,6 +133,9 @@
     <w:p/>
     <w:p>
       <w:r>
+        <w:rPr>
+          <w:noProof/>
+        </w:rPr>
         <w:drawing>
           <wp:inline distT="0" distB="0" distL="0" distR="0" wp14:anchorId="467184F2" wp14:editId="0229E47C">
             <wp:extent cx="5940425" cy="2722245"/>
@@ -164,6 +176,9 @@
     <w:p/>
     <w:p>
       <w:r>
+        <w:rPr>
+          <w:noProof/>
+        </w:rPr>
         <w:drawing>
           <wp:inline distT="0" distB="0" distL="0" distR="0" wp14:anchorId="2A74270C" wp14:editId="75E809FB">
             <wp:extent cx="5940425" cy="2719705"/>
@@ -204,6 +219,9 @@
     <w:p/>
     <w:p>
       <w:r>
+        <w:rPr>
+          <w:noProof/>
+        </w:rPr>
         <w:lastRenderedPageBreak/>
         <w:drawing>
           <wp:inline distT="0" distB="0" distL="0" distR="0" wp14:anchorId="023180B6" wp14:editId="73672824">
@@ -245,6 +263,9 @@
     <w:p/>
     <w:p>
       <w:r>
+        <w:rPr>
+          <w:noProof/>
+        </w:rPr>
         <w:drawing>
           <wp:inline distT="0" distB="0" distL="0" distR="0" wp14:anchorId="3E66AC49" wp14:editId="0E0BDFD3">
             <wp:extent cx="5940425" cy="2731770"/>
@@ -285,6 +306,9 @@
     <w:p/>
     <w:p>
       <w:r>
+        <w:rPr>
+          <w:noProof/>
+        </w:rPr>
         <w:drawing>
           <wp:inline distT="0" distB="0" distL="0" distR="0" wp14:anchorId="5F4CBBCE" wp14:editId="0416B3CA">
             <wp:extent cx="5940425" cy="2716530"/>
@@ -326,10 +350,10 @@
     <w:p>
       <w:r>
         <w:drawing>
-          <wp:inline distT="0" distB="0" distL="0" distR="0" wp14:anchorId="00A695F4" wp14:editId="7B527F5C">
-            <wp:extent cx="5940425" cy="2719705"/>
-            <wp:effectExtent l="0" t="0" r="3175" b="4445"/>
-            <wp:docPr id="10" name="Рисунок 10"/>
+          <wp:inline distT="0" distB="0" distL="0" distR="0" wp14:anchorId="43ED16E5" wp14:editId="69B44C8D">
+            <wp:extent cx="5940425" cy="2710180"/>
+            <wp:effectExtent l="0" t="0" r="3175" b="0"/>
+            <wp:docPr id="7" name="Рисунок 7"/>
             <wp:cNvGraphicFramePr>
               <a:graphicFrameLocks xmlns:a="http://schemas.openxmlformats.org/drawingml/2006/main" noChangeAspect="1"/>
             </wp:cNvGraphicFramePr>
@@ -349,22 +373,25 @@
                   <pic:spPr>
                     <a:xfrm>
                       <a:off x="0" y="0"/>
-                      <a:ext cx="5940425" cy="2719705"/>
-                    </a:xfrm>
-                    <a:prstGeom prst="rect">
-                      <a:avLst/>
-                    </a:prstGeom>
-                  </pic:spPr>
-                </pic:pic>
-              </a:graphicData>
-            </a:graphic>
-          </wp:inline>
-        </w:drawing>
-      </w:r>
-    </w:p>
-    <w:p/>
-    <w:p>
-      <w:r>
+                      <a:ext cx="5940425" cy="2710180"/>
+                    </a:xfrm>
+                    <a:prstGeom prst="rect">
+                      <a:avLst/>
+                    </a:prstGeom>
+                  </pic:spPr>
+                </pic:pic>
+              </a:graphicData>
+            </a:graphic>
+          </wp:inline>
+        </w:drawing>
+      </w:r>
+    </w:p>
+    <w:p/>
+    <w:p>
+      <w:r>
+        <w:rPr>
+          <w:noProof/>
+        </w:rPr>
         <w:drawing>
           <wp:inline distT="0" distB="0" distL="0" distR="0" wp14:anchorId="7C62BD65" wp14:editId="420D2B31">
             <wp:extent cx="5940425" cy="2719705"/>
@@ -405,6 +432,9 @@
     <w:p/>
     <w:p>
       <w:r>
+        <w:rPr>
+          <w:noProof/>
+        </w:rPr>
         <w:lastRenderedPageBreak/>
         <w:drawing>
           <wp:inline distT="0" distB="0" distL="0" distR="0" wp14:anchorId="2AECB81F" wp14:editId="6C9A62A5">
@@ -446,6 +476,9 @@
     <w:p/>
     <w:p>
       <w:r>
+        <w:rPr>
+          <w:noProof/>
+        </w:rPr>
         <w:drawing>
           <wp:inline distT="0" distB="0" distL="0" distR="0" wp14:anchorId="55AA2F80" wp14:editId="0C2211B9">
             <wp:extent cx="5940425" cy="2725420"/>
@@ -486,6 +519,9 @@
     <w:p/>
     <w:p>
       <w:r>
+        <w:rPr>
+          <w:noProof/>
+        </w:rPr>
         <w:drawing>
           <wp:inline distT="0" distB="0" distL="0" distR="0" wp14:anchorId="187934C7" wp14:editId="79158710">
             <wp:extent cx="5940425" cy="2725420"/>
@@ -526,6 +562,9 @@
     <w:p/>
     <w:p>
       <w:r>
+        <w:rPr>
+          <w:noProof/>
+        </w:rPr>
         <w:drawing>
           <wp:inline distT="0" distB="0" distL="0" distR="0" wp14:anchorId="6671C237" wp14:editId="226A1F0B">
             <wp:extent cx="5940425" cy="2719705"/>
@@ -566,6 +605,9 @@
     <w:p/>
     <w:p>
       <w:r>
+        <w:rPr>
+          <w:noProof/>
+        </w:rPr>
         <w:drawing>
           <wp:inline distT="0" distB="0" distL="0" distR="0" wp14:anchorId="0E375145" wp14:editId="387A3AAE">
             <wp:extent cx="5940425" cy="2713355"/>
@@ -606,6 +648,9 @@
     <w:p/>
     <w:p>
       <w:r>
+        <w:rPr>
+          <w:noProof/>
+        </w:rPr>
         <w:drawing>
           <wp:inline distT="0" distB="0" distL="0" distR="0" wp14:anchorId="5B6A746D" wp14:editId="7CBF3D2C">
             <wp:extent cx="5940425" cy="2716530"/>
@@ -646,6 +691,9 @@
     <w:p/>
     <w:p>
       <w:r>
+        <w:rPr>
+          <w:noProof/>
+        </w:rPr>
         <w:drawing>
           <wp:inline distT="0" distB="0" distL="0" distR="0" wp14:anchorId="7542BF1C" wp14:editId="7F2A74D3">
             <wp:extent cx="5940425" cy="2700655"/>
@@ -686,6 +734,9 @@
     <w:p/>
     <w:p>
       <w:r>
+        <w:rPr>
+          <w:noProof/>
+        </w:rPr>
         <w:drawing>
           <wp:inline distT="0" distB="0" distL="0" distR="0" wp14:anchorId="6C83D36D" wp14:editId="5BB1425C">
             <wp:extent cx="5940425" cy="2716530"/>
@@ -726,6 +777,9 @@
     <w:p/>
     <w:p>
       <w:r>
+        <w:rPr>
+          <w:noProof/>
+        </w:rPr>
         <w:drawing>
           <wp:inline distT="0" distB="0" distL="0" distR="0" wp14:anchorId="571917C0" wp14:editId="0A9E1F98">
             <wp:extent cx="5940425" cy="2710180"/>
